--- a/AI_Heartbeat_Disease_Predictor_Report (1).docx
+++ b/AI_Heartbeat_Disease_Predictor_Report (1).docx
@@ -270,26 +270,6 @@
     </w:p>
     <w:p>
       <w:pPr>
-        <w:spacing w:before="120" w:after="360"/>
-        <w:jc w:val="center"/>
-        <w:rPr>
-          <w:rFonts w:ascii="Times New Roman" w:hAnsi="Times New Roman" w:cs="Times New Roman"/>
-        </w:rPr>
-      </w:pPr>
-      <w:r>
-        <w:rPr>
-          <w:rFonts w:ascii="Times New Roman" w:hAnsi="Times New Roman" w:cs="Times New Roman"/>
-          <w:i/>
-          <w:iCs/>
-          <w:color w:val="555555"/>
-          <w:sz w:val="26"/>
-          <w:szCs w:val="26"/>
-        </w:rPr>
-        <w:t>An Integrated ML + AI Heart Disease Risk Prediction System</w:t>
-      </w:r>
-    </w:p>
-    <w:p>
-      <w:pPr>
         <w:pageBreakBefore/>
         <w:rPr>
           <w:rFonts w:ascii="Times New Roman" w:hAnsi="Times New Roman" w:cs="Times New Roman"/>
@@ -656,31 +636,40 @@
     </w:p>
     <w:p>
       <w:pPr>
-        <w:pStyle w:val="Heading2"/>
-        <w:rPr>
-          <w:rFonts w:ascii="Times New Roman" w:hAnsi="Times New Roman" w:cs="Times New Roman"/>
-        </w:rPr>
-      </w:pPr>
-      <w:r>
-        <w:rPr>
-          <w:rFonts w:ascii="Times New Roman" w:hAnsi="Times New Roman" w:cs="Times New Roman"/>
-        </w:rPr>
-        <w:t>3.2 Problem: High Dimensionality and Feature Noise in Clinical Data</w:t>
-      </w:r>
-    </w:p>
-    <w:p>
-      <w:pPr>
         <w:spacing w:before="60" w:after="120" w:line="276" w:lineRule="auto"/>
         <w:jc w:val="both"/>
         <w:rPr>
           <w:rFonts w:ascii="Times New Roman" w:hAnsi="Times New Roman" w:cs="Times New Roman"/>
         </w:rPr>
       </w:pPr>
+    </w:p>
+    <w:p>
+      <w:pPr>
+        <w:pStyle w:val="Heading2"/>
+        <w:rPr>
+          <w:rFonts w:ascii="Times New Roman" w:hAnsi="Times New Roman" w:cs="Times New Roman"/>
+        </w:rPr>
+      </w:pPr>
       <w:r>
         <w:rPr>
           <w:rFonts w:ascii="Times New Roman" w:hAnsi="Times New Roman" w:cs="Times New Roman"/>
         </w:rPr>
         <w:lastRenderedPageBreak/>
+        <w:t>3.2 Problem: High Dimensionality and Feature Noise in Clinical Data</w:t>
+      </w:r>
+    </w:p>
+    <w:p>
+      <w:pPr>
+        <w:spacing w:before="60" w:after="120" w:line="276" w:lineRule="auto"/>
+        <w:jc w:val="both"/>
+        <w:rPr>
+          <w:rFonts w:ascii="Times New Roman" w:hAnsi="Times New Roman" w:cs="Times New Roman"/>
+        </w:rPr>
+      </w:pPr>
+      <w:r>
+        <w:rPr>
+          <w:rFonts w:ascii="Times New Roman" w:hAnsi="Times New Roman" w:cs="Times New Roman"/>
+        </w:rPr>
         <w:t xml:space="preserve">Raw patient records contain dozens of measurements, many of which may be irrelevant, missing, or noisy. Feeding such data directly to a model without </w:t>
       </w:r>
       <w:proofErr w:type="spellStart"/>
@@ -5606,8 +5595,6 @@
         </w:rPr>
         <w:t>(d)</w:t>
       </w:r>
-      <w:bookmarkStart w:id="0" w:name="_GoBack"/>
-      <w:bookmarkEnd w:id="0"/>
     </w:p>
     <w:p>
       <w:pPr>
@@ -8629,24 +8616,6 @@
     </w:p>
     <w:p>
       <w:pPr>
-        <w:spacing w:before="60" w:after="120" w:line="276" w:lineRule="auto"/>
-        <w:jc w:val="both"/>
-        <w:rPr>
-          <w:rFonts w:ascii="Times New Roman" w:hAnsi="Times New Roman" w:cs="Times New Roman"/>
-        </w:rPr>
-      </w:pPr>
-    </w:p>
-    <w:p>
-      <w:pPr>
-        <w:spacing w:before="60" w:after="120" w:line="276" w:lineRule="auto"/>
-        <w:jc w:val="both"/>
-        <w:rPr>
-          <w:rFonts w:ascii="Times New Roman" w:hAnsi="Times New Roman" w:cs="Times New Roman"/>
-        </w:rPr>
-      </w:pPr>
-    </w:p>
-    <w:p>
-      <w:pPr>
         <w:pStyle w:val="Heading1"/>
         <w:rPr>
           <w:rFonts w:ascii="Times New Roman" w:hAnsi="Times New Roman" w:cs="Times New Roman"/>
@@ -10909,7 +10878,6 @@
                 <w:sz w:val="20"/>
                 <w:szCs w:val="20"/>
               </w:rPr>
-              <w:lastRenderedPageBreak/>
               <w:t>Model</w:t>
             </w:r>
           </w:p>
@@ -11330,6 +11298,7 @@
                 <w:sz w:val="20"/>
                 <w:szCs w:val="20"/>
               </w:rPr>
+              <w:lastRenderedPageBreak/>
               <w:t>Gradient Boosting</w:t>
             </w:r>
           </w:p>
@@ -13787,12 +13756,36 @@
           <w:rFonts w:ascii="Times New Roman" w:hAnsi="Times New Roman" w:cs="Times New Roman"/>
         </w:rPr>
       </w:pPr>
+    </w:p>
+    <w:p>
+      <w:pPr>
+        <w:pStyle w:val="Heading2"/>
+        <w:rPr>
+          <w:rFonts w:ascii="Times New Roman" w:hAnsi="Times New Roman" w:cs="Times New Roman"/>
+        </w:rPr>
+      </w:pPr>
+    </w:p>
+    <w:p>
+      <w:pPr>
+        <w:pStyle w:val="Heading2"/>
+        <w:rPr>
+          <w:rFonts w:ascii="Times New Roman" w:hAnsi="Times New Roman" w:cs="Times New Roman"/>
+        </w:rPr>
+      </w:pPr>
       <w:r>
         <w:rPr>
           <w:rFonts w:ascii="Times New Roman" w:hAnsi="Times New Roman" w:cs="Times New Roman"/>
         </w:rPr>
         <w:lastRenderedPageBreak/>
-        <w:t>8.6 Key Observations</w:t>
+        <w:t>8.6 Key Observ</w:t>
+      </w:r>
+      <w:bookmarkStart w:id="0" w:name="_GoBack"/>
+      <w:bookmarkEnd w:id="0"/>
+      <w:r>
+        <w:rPr>
+          <w:rFonts w:ascii="Times New Roman" w:hAnsi="Times New Roman" w:cs="Times New Roman"/>
+        </w:rPr>
+        <w:t>ations</w:t>
       </w:r>
     </w:p>
     <w:p>
